--- a/backend-app/samples/BEO TIEC CTY - Chua Thay Doi.docx
+++ b/backend-app/samples/BEO TIEC CTY - Chua Thay Doi.docx
@@ -2010,7 +2010,7 @@
                 <w:sz w:val="11"/>
                 <w:lang w:val="en-US"/>
               </w:rPr>
-              <w:t>{@DichVuKhuyenMai}</w:t>
+              <w:t>{DichVuKhuyenMai}</w:t>
             </w:r>
           </w:p>
         </w:tc>
@@ -3338,7 +3338,7 @@
               <w:rPr>
                 <w:sz w:val="10"/>
               </w:rPr>
-              <w:t>{@GhiChu}</w:t>
+              <w:t>{GhiChu}</w:t>
             </w:r>
           </w:p>
         </w:tc>
@@ -3614,7 +3614,7 @@
                 <w:sz w:val="11"/>
                 <w:u w:val="single"/>
               </w:rPr>
-              <w:t>{@ThongTinSetup}</w:t>
+              <w:t>{ThongTinSetup}</w:t>
             </w:r>
           </w:p>
         </w:tc>
@@ -4003,7 +4003,7 @@
                 <w:bCs/>
                 <w:sz w:val="10"/>
               </w:rPr>
-              <w:t>{@NoteBaoVe}</w:t>
+              <w:t>{NoteBaoVe}</w:t>
             </w:r>
           </w:p>
         </w:tc>
@@ -4132,7 +4132,7 @@
                 <w:bCs/>
                 <w:sz w:val="10"/>
               </w:rPr>
-              <w:t>{@NoteKyThuat}</w:t>
+              <w:t>{NoteKyThuat}</w:t>
             </w:r>
           </w:p>
         </w:tc>
@@ -4297,7 +4297,7 @@
                 <w:bCs/>
                 <w:sz w:val="10"/>
               </w:rPr>
-              <w:t>{@NoteBieuNgu}</w:t>
+              <w:t>{NoteBieuNgu}</w:t>
             </w:r>
           </w:p>
         </w:tc>
@@ -4354,7 +4354,7 @@
                 <w:bCs/>
                 <w:sz w:val="10"/>
               </w:rPr>
-              <w:t>{@NoteLobby}</w:t>
+              <w:t>{NoteLobby}</w:t>
             </w:r>
           </w:p>
         </w:tc>
@@ -6743,6 +6743,7 @@
   <w:style w:type="character" w:default="1" w:styleId="DefaultParagraphFont">
     <w:name w:val="Default Paragraph Font"/>
     <w:uiPriority w:val="1"/>
+    <w:semiHidden/>
     <w:unhideWhenUsed/>
   </w:style>
   <w:style w:type="table" w:default="1" w:styleId="TableNormal">

--- a/backend-app/samples/BEO TIEC CTY - Chua Thay Doi.docx
+++ b/backend-app/samples/BEO TIEC CTY - Chua Thay Doi.docx
@@ -2896,28 +2896,18 @@
           </w:p>
           <w:p>
             <w:pPr>
-              <w:pStyle w:val="TableParagraph"/>
-              <w:rPr>
-                <w:sz w:val="10"/>
-              </w:rPr>
-            </w:pPr>
-            <w:r>
-              <w:rPr>
-                <w:sz w:val="10"/>
-              </w:rPr>
-              <w:t xml:space="preserve">{TenDichVu} | </w:t>
-            </w:r>
-            <w:r>
-              <w:rPr>
-                <w:sz w:val="10"/>
-              </w:rPr>
-              <w:t>{SoLuongText}</w:t>
-            </w:r>
-            <w:r>
-              <w:rPr>
-                <w:sz w:val="10"/>
-              </w:rPr>
-              <w:t>{GhiChu} | Đơn giá: {DonGia} | Thành tiền: {ThanhTien}</w:t>
+              <w:spacing w:before="15"/>
+              <w:rPr>
+                <w:sz w:val="20"/>
+                <w:lang w:val="en-US"/>
+              </w:rPr>
+            </w:pPr>
+            <w:r>
+              <w:rPr>
+                <w:sz w:val="20"/>
+                <w:lang w:val="en-US"/>
+              </w:rPr>
+              <w:t>- {TenDichVu} x {SoLuongText}: {ThanhTien}đ {GhiChu}</w:t>
             </w:r>
           </w:p>
           <w:p>

--- a/backend-app/samples/BEO TIEC CTY - Chua Thay Doi.docx
+++ b/backend-app/samples/BEO TIEC CTY - Chua Thay Doi.docx
@@ -2907,7 +2907,7 @@
                 <w:sz w:val="20"/>
                 <w:lang w:val="en-US"/>
               </w:rPr>
-              <w:t>- {TenDichVu} x {SoLuongText}: {ThanhTien}đ {GhiChu}</w:t>
+              <w:t>{DichVuText}</w:t>
             </w:r>
           </w:p>
           <w:p>

--- a/backend-app/samples/BEO TIEC CTY - Chua Thay Doi.docx
+++ b/backend-app/samples/BEO TIEC CTY - Chua Thay Doi.docx
@@ -3328,7 +3328,7 @@
               <w:rPr>
                 <w:sz w:val="10"/>
               </w:rPr>
-              <w:t>{GhiChu}</w:t>
+              <w:t>{LuuY}</w:t>
             </w:r>
           </w:p>
         </w:tc>
